--- a/eldruin_paper.docx
+++ b/eldruin_paper.docx
@@ -920,7 +920,7 @@
           <w:sz w:val="24"/>
           <w:szCs w:val="24"/>
         </w:rPr>
-        <w:t xml:space="preserve">Each pattern P ∈ S is registered by a call </w:t>
+        <w:t>Each pattern P ∈ S is registered by a call _reg(e_src, r, e_tgt, pattern_name, domain, typical_outcomes, mechanism_class, inverse_pattern, composition_hints, confidence_prior). The pattern name is a human-readable string in Chinese (e.g., Hegemonic Sanctions, "Hegemonic Sanction Pattern") to facilitate integration with Chinese-language geopolitical analysis workflows. Table 1 summarises the 18 registered patterns.</w:t>
       </w:r>
       <w:r>
         <w:rPr>
@@ -928,15 +928,13 @@
           <w:sz w:val="20"/>
           <w:szCs w:val="20"/>
         </w:rPr>
-        <w:t xml:space="preserve">_reg(e_src, r, e_tgt, pattern_name, domain, typical_outcomes, mechanism_class, inverse_pattern, composition_hints, confidence_prior)</w:t>
-      </w:r>
-      <w:r>
-        <w:rPr>
-          <w:rFonts w:ascii="Times New Roman" w:cs="Times New Roman" w:eastAsia="Times New Roman" w:hAnsi="Times New Roman"/>
-          <w:sz w:val="24"/>
-          <w:szCs w:val="24"/>
-        </w:rPr>
-        <w:t xml:space="preserve">. The pattern name is a human-readable string in Chinese (e.g., 霸权制裁模式, "Hegemonic Sanction Pattern") to facilitate integration with Chinese-language geopolitical analysis workflows. Table 1 summarises the 18 registered patterns.</w:t>
+      </w:r>
+      <w:r>
+        <w:rPr>
+          <w:rFonts w:ascii="Times New Roman" w:cs="Times New Roman" w:eastAsia="Times New Roman" w:hAnsi="Times New Roman"/>
+          <w:sz w:val="24"/>
+          <w:szCs w:val="24"/>
+        </w:rPr>
       </w:r>
     </w:p>
     <w:tbl>
@@ -1142,7 +1140,7 @@
                 <w:sz w:val="22"/>
                 <w:szCs w:val="22"/>
               </w:rPr>
-              <w:t xml:space="preserve">霸权制裁模式</w:t>
+              <w:t>Hegemonic Sanctions</w:t>
             </w:r>
           </w:p>
         </w:tc>
@@ -1258,7 +1256,7 @@
                 <w:sz w:val="22"/>
                 <w:szCs w:val="22"/>
               </w:rPr>
-              <w:t xml:space="preserve">制裁解除/正常化模式</w:t>
+              <w:t>Sanctions Relief / Normalisation</w:t>
             </w:r>
           </w:p>
         </w:tc>
@@ -1292,7 +1290,7 @@
                 <w:sz w:val="22"/>
                 <w:szCs w:val="22"/>
               </w:rPr>
-              <w:t xml:space="preserve">实体清单技术封锁模式</w:t>
+              <w:t>Entity-List Technology Blockade</w:t>
             </w:r>
           </w:p>
         </w:tc>
@@ -1408,7 +1406,7 @@
                 <w:sz w:val="22"/>
                 <w:szCs w:val="22"/>
               </w:rPr>
-              <w:t xml:space="preserve">技术许可/解禁模式</w:t>
+              <w:t>Technology Licence / Unblocking</w:t>
             </w:r>
           </w:p>
         </w:tc>
@@ -1442,7 +1440,7 @@
                 <w:sz w:val="22"/>
                 <w:szCs w:val="22"/>
               </w:rPr>
-              <w:t xml:space="preserve">国家间武力冲突模式</w:t>
+              <w:t>Interstate Military Conflict</w:t>
             </w:r>
           </w:p>
         </w:tc>
@@ -1558,7 +1556,7 @@
                 <w:sz w:val="22"/>
                 <w:szCs w:val="22"/>
               </w:rPr>
-              <w:t xml:space="preserve">停火/和平协议模式</w:t>
+              <w:t>Ceasefire / Peace Agreement</w:t>
             </w:r>
           </w:p>
         </w:tc>
@@ -1592,7 +1590,7 @@
                 <w:sz w:val="22"/>
                 <w:szCs w:val="22"/>
               </w:rPr>
-              <w:t xml:space="preserve">大国胁迫/威慑模式</w:t>
+              <w:t>Great-Power Coercion/Deterrence</w:t>
             </w:r>
           </w:p>
         </w:tc>
@@ -1708,7 +1706,7 @@
                 <w:sz w:val="22"/>
                 <w:szCs w:val="22"/>
               </w:rPr>
-              <w:t xml:space="preserve">外交让步/去升级模式</w:t>
+              <w:t>Diplomatic Concession / De-escalation</w:t>
             </w:r>
           </w:p>
         </w:tc>
@@ -1742,7 +1740,7 @@
                 <w:sz w:val="22"/>
                 <w:szCs w:val="22"/>
               </w:rPr>
-              <w:t xml:space="preserve">多边联盟制裁模式</w:t>
+              <w:t>Multilateral Alliance Sanctions</w:t>
             </w:r>
           </w:p>
         </w:tc>
@@ -1858,7 +1856,7 @@
                 <w:sz w:val="22"/>
                 <w:szCs w:val="22"/>
               </w:rPr>
-              <w:t xml:space="preserve">多边制裁解除模式</w:t>
+              <w:t>Multilateral Sanctions Relief</w:t>
             </w:r>
           </w:p>
         </w:tc>
@@ -1892,7 +1890,7 @@
                 <w:sz w:val="22"/>
                 <w:szCs w:val="22"/>
               </w:rPr>
-              <w:t xml:space="preserve">科技脱钩/技术铁幕模式</w:t>
+              <w:t>Tech Decoupling / Technology Iron Curtain</w:t>
             </w:r>
           </w:p>
         </w:tc>
@@ -2008,7 +2006,7 @@
                 <w:sz w:val="22"/>
                 <w:szCs w:val="22"/>
               </w:rPr>
-              <w:t xml:space="preserve">技术合作再融合模式</w:t>
+              <w:t>Technology Cooperation Reintegration</w:t>
             </w:r>
           </w:p>
         </w:tc>
@@ -2042,7 +2040,7 @@
                 <w:sz w:val="22"/>
                 <w:szCs w:val="22"/>
               </w:rPr>
-              <w:t xml:space="preserve">金融孤立/SWIFT切断模式</w:t>
+              <w:t>Financial Isolation / SWIFT Cut-Off</w:t>
             </w:r>
           </w:p>
         </w:tc>
@@ -2158,7 +2156,7 @@
                 <w:sz w:val="22"/>
                 <w:szCs w:val="22"/>
               </w:rPr>
-              <w:t xml:space="preserve">金融再整合模式</w:t>
+              <w:t>Financial Reintegration</w:t>
             </w:r>
           </w:p>
         </w:tc>
@@ -2192,7 +2190,7 @@
                 <w:sz w:val="22"/>
                 <w:szCs w:val="22"/>
               </w:rPr>
-              <w:t xml:space="preserve">双边贸易依存模式</w:t>
+              <w:t>Bilateral Trade Dependency</w:t>
             </w:r>
           </w:p>
         </w:tc>
@@ -2308,7 +2306,7 @@
                 <w:sz w:val="22"/>
                 <w:szCs w:val="22"/>
               </w:rPr>
-              <w:t xml:space="preserve">贸易战/脱钩模式</w:t>
+              <w:t>Trade War / Decoupling</w:t>
             </w:r>
           </w:p>
         </w:tc>
@@ -2342,7 +2340,7 @@
                 <w:sz w:val="22"/>
                 <w:szCs w:val="22"/>
               </w:rPr>
-              <w:t xml:space="preserve">技术标准主导模式</w:t>
+              <w:t>Technology Standards Leadership</w:t>
             </w:r>
           </w:p>
         </w:tc>
@@ -2458,7 +2456,7 @@
                 <w:sz w:val="22"/>
                 <w:szCs w:val="22"/>
               </w:rPr>
-              <w:t xml:space="preserve">标准竞争失败模式</w:t>
+              <w:t>Standard Competition Failure</w:t>
             </w:r>
           </w:p>
         </w:tc>
@@ -2492,7 +2490,7 @@
                 <w:sz w:val="22"/>
                 <w:szCs w:val="22"/>
               </w:rPr>
-              <w:t xml:space="preserve">信息战/叙事操控模式</w:t>
+              <w:t>Information Warfare / Narrative Control</w:t>
             </w:r>
           </w:p>
         </w:tc>
@@ -2608,7 +2606,7 @@
                 <w:sz w:val="22"/>
                 <w:szCs w:val="22"/>
               </w:rPr>
-              <w:t xml:space="preserve">信息环境修复模式</w:t>
+              <w:t>Information Environment Restoration</w:t>
             </w:r>
           </w:p>
         </w:tc>
@@ -3895,7 +3893,7 @@
                 <w:sz w:val="22"/>
                 <w:szCs w:val="22"/>
               </w:rPr>
-              <w:t xml:space="preserve">技术标准主导模式</w:t>
+              <w:t>Technology Standards Leadership</w:t>
             </w:r>
           </w:p>
         </w:tc>
@@ -3953,7 +3951,7 @@
                 <w:sz w:val="22"/>
                 <w:szCs w:val="22"/>
               </w:rPr>
-              <w:t xml:space="preserve">科技脱钩/技术铁幕模式</w:t>
+              <w:t>Tech Decoupling / Technology Iron Curtain</w:t>
             </w:r>
           </w:p>
         </w:tc>
@@ -4074,7 +4072,7 @@
                 <w:sz w:val="22"/>
                 <w:szCs w:val="22"/>
               </w:rPr>
-              <w:t xml:space="preserve">霸权制裁模式</w:t>
+              <w:t>Hegemonic Sanctions</w:t>
             </w:r>
           </w:p>
         </w:tc>
@@ -4132,7 +4130,7 @@
                 <w:sz w:val="22"/>
                 <w:szCs w:val="22"/>
               </w:rPr>
-              <w:t xml:space="preserve">贸易战/脱钩模式</w:t>
+              <w:t>Trade War / Decoupling</w:t>
             </w:r>
           </w:p>
         </w:tc>
@@ -4253,7 +4251,7 @@
                 <w:sz w:val="22"/>
                 <w:szCs w:val="22"/>
               </w:rPr>
-              <w:t xml:space="preserve">霸权制裁模式</w:t>
+              <w:t>Hegemonic Sanctions</w:t>
             </w:r>
           </w:p>
         </w:tc>
@@ -4311,7 +4309,7 @@
                 <w:sz w:val="22"/>
                 <w:szCs w:val="22"/>
               </w:rPr>
-              <w:t xml:space="preserve">金融再整合模式</w:t>
+              <w:t>Financial Reintegration</w:t>
             </w:r>
           </w:p>
         </w:tc>
@@ -4432,7 +4430,7 @@
                 <w:sz w:val="22"/>
                 <w:szCs w:val="22"/>
               </w:rPr>
-              <w:t xml:space="preserve">多边联盟制裁模式</w:t>
+              <w:t>Multilateral Alliance Sanctions</w:t>
             </w:r>
           </w:p>
         </w:tc>
@@ -4490,7 +4488,7 @@
                 <w:sz w:val="22"/>
                 <w:szCs w:val="22"/>
               </w:rPr>
-              <w:t xml:space="preserve">非国家武装代理冲突模式</w:t>
+              <w:t>Non-State Armed Proxy Conflict</w:t>
             </w:r>
           </w:p>
         </w:tc>
@@ -4611,7 +4609,7 @@
                 <w:sz w:val="22"/>
                 <w:szCs w:val="22"/>
               </w:rPr>
-              <w:t xml:space="preserve">多边联盟制裁模式</w:t>
+              <w:t>Multilateral Alliance Sanctions</w:t>
             </w:r>
           </w:p>
         </w:tc>
@@ -4669,7 +4667,7 @@
                 <w:sz w:val="22"/>
                 <w:szCs w:val="22"/>
               </w:rPr>
-              <w:t xml:space="preserve">非国家武装代理冲突模式</w:t>
+              <w:t>Non-State Armed Proxy Conflict</w:t>
             </w:r>
           </w:p>
         </w:tc>
@@ -4790,7 +4788,7 @@
                 <w:sz w:val="22"/>
                 <w:szCs w:val="22"/>
               </w:rPr>
-              <w:t xml:space="preserve">多边联盟制裁模式</w:t>
+              <w:t>Multilateral Alliance Sanctions</w:t>
             </w:r>
           </w:p>
         </w:tc>
@@ -4848,7 +4846,7 @@
                 <w:sz w:val="22"/>
                 <w:szCs w:val="22"/>
               </w:rPr>
-              <w:t xml:space="preserve">资源依赖/能源武器化模式</w:t>
+              <w:t>Resource Dependency / Energy Weaponisation</w:t>
             </w:r>
           </w:p>
         </w:tc>
@@ -4957,15 +4955,14 @@
           <w:sz w:val="24"/>
           <w:szCs w:val="24"/>
         </w:rPr>
-        <w:t xml:space="preserve">US-China Technology Decoupling.</w:t>
-      </w:r>
-      <w:r>
-        <w:rPr>
-          <w:rFonts w:ascii="Times New Roman" w:cs="Times New Roman" w:eastAsia="Times New Roman" w:hAnsi="Times New Roman"/>
-          <w:sz w:val="24"/>
-          <w:szCs w:val="24"/>
-        </w:rPr>
-        <w:t xml:space="preserve"> Starting from {霸权制裁模式, 实体清单技术封锁模式, 科技脱钩/技术铁幕模式}, the composition (实体清单 ⊕ 科技脱钩) → 技术标准主导模式 fires with high lie_similarity in Step 1, establishing technology standards fragmentation as the dominant attractor. A bifurcation at Step 2 (P difference &lt; 0.15) indicates genuine uncertainty between two structurally distinct terminal states: a two-standards world (技术标准主导) versus a full decoupling regime (科技脱钩). This bifurcation is analytically significant: it corresponds to the empirically contested question of whether the US-China tech competition produces parallel ecosystems or complete systemic separation.</w:t>
+        <w:t>US-China Technology Decoupling. Starting from {Hegemonic Sanctions, Entity-List Technology Blockade, Tech Decoupling / Technology Iron Curtain}, the composition (Entity-List Technology Blockade ⊕ Tech Decoupling / Technology Iron Curtain) → Technology Standards Leadership fires with high lie_similarity in Step 1, establishing technology standards fragmentation as the dominant attractor. A bifurcation at Step 2 (P difference &lt; 0.15) indicates genuine uncertainty between two structurally distinct terminal states: a two-standards world (Technology Standards Leadership) versus a full decoupling regime (Tech Decoupling / Technology Iron Curtain). This bifurcation is analytically significant: it corresponds to the empirically contested question of whether the US-China tech competition produces parallel ecosystems or complete systemic separation.</w:t>
+      </w:r>
+      <w:r>
+        <w:rPr>
+          <w:rFonts w:ascii="Times New Roman" w:cs="Times New Roman" w:eastAsia="Times New Roman" w:hAnsi="Times New Roman"/>
+          <w:sz w:val="24"/>
+          <w:szCs w:val="24"/>
+        </w:rPr>
       </w:r>
     </w:p>
     <w:p>
@@ -4981,15 +4978,14 @@
           <w:sz w:val="24"/>
           <w:szCs w:val="24"/>
         </w:rPr>
-        <w:t xml:space="preserve">China-Taiwan Invasion Scenario.</w:t>
-      </w:r>
-      <w:r>
-        <w:rPr>
-          <w:rFonts w:ascii="Times New Roman" w:cs="Times New Roman" w:eastAsia="Times New Roman" w:hAnsi="Times New Roman"/>
-          <w:sz w:val="24"/>
-          <w:szCs w:val="24"/>
-        </w:rPr>
-        <w:t xml:space="preserve"> Starting from {国家间武力冲突模式, 非国家武装代理冲突模式, 霸权制裁模式, 多边联盟制裁模式}, the composition (霸权制裁 ⊕ 正式军事同盟) → 多边联盟制裁模式 fires immediately via the composition rule, producing a high-probability (P(α) ≈ 0.66) attractor at 多边联盟制裁模式. This result is substantively interpretable: the system predicts that a Taiwan invasion scenario converges toward a broad multilateral sanctions coalition rather than ongoing kinetic conflict—consistent with the historical pattern following the Russia-Ukraine invasion. The inverse transition 国家间武力冲突模式 → 停火/和平协议模式 appears as a low-weight (&lt; 5%) path.</w:t>
+        <w:t>China-Taiwan Invasion Scenario. Starting from {Interstate Military Conflict, Non-State Armed Proxy Conflict, Hegemonic Sanctions, Multilateral Alliance Sanctions}, the composition (Hegemonic Sanctions ⊕ Formal Military Alliance) → Multilateral Alliance Sanctions fires immediately via the composition rule, producing a high-probability (P(α) ≈ 0.66) attractor at Multilateral Alliance Sanctions. This result is substantively interpretable: the system predicts that a Taiwan invasion scenario converges toward a broad multilateral sanctions coalition rather than ongoing kinetic conflict—consistent with the historical pattern following the Russia-Ukraine invasion. The inverse transition Interstate Military Conflict → Ceasefire / Peace Agreement appears as a low-weight (&lt; 5%) path.</w:t>
+      </w:r>
+      <w:r>
+        <w:rPr>
+          <w:rFonts w:ascii="Times New Roman" w:cs="Times New Roman" w:eastAsia="Times New Roman" w:hAnsi="Times New Roman"/>
+          <w:sz w:val="24"/>
+          <w:szCs w:val="24"/>
+        </w:rPr>
       </w:r>
     </w:p>
     <w:p>
@@ -5014,6 +5010,514 @@
           <w:szCs w:val="24"/>
         </w:rPr>
         <w:t xml:space="preserve"> Final confidence values range from 0.29 to 0.39, reflecting the product of relatively high ontology priors (0.68–0.80) and λ⁶ ≈ 0.38 step decay over six steps. These values are intentionally conservative; they quantify the accumulated uncertainty from six discrete composition steps, each introducing λ-weighted degradation. We consider this more epistemically honest than an LLM self-reporting "high confidence" on the same scenarios.</w:t>
+      </w:r>
+    </w:p>
+    <w:p>
+      <w:pPr>
+        <w:pStyle w:val="Heading2"/>
+      </w:pPr>
+      <w:r>
+        <w:t>7.4 Pattern Glossary</w:t>
+      </w:r>
+    </w:p>
+    <w:tbl>
+      <w:tblPr>
+        <w:tblStyle w:val="TableGrid"/>
+        <w:tblW w:w="0" w:type="auto"/>
+      </w:tblPr>
+      <w:tblGrid>
+        <w:gridCol/>
+        <w:gridCol/>
+        <w:gridCol/>
+      </w:tblGrid>
+      <w:tr>
+        <w:tc>
+          <w:p>
+            <w:r>
+              <w:rPr>
+                <w:b/>
+              </w:rPr>
+              <w:t xml:space="preserve">Internal Key (CJK)</w:t>
+            </w:r>
+          </w:p>
+        </w:tc>
+        <w:tc>
+          <w:p>
+            <w:r>
+              <w:rPr>
+                <w:b/>
+              </w:rPr>
+              <w:t xml:space="preserve">English Display Name</w:t>
+            </w:r>
+          </w:p>
+        </w:tc>
+        <w:tc>
+          <w:p>
+            <w:r>
+              <w:rPr>
+                <w:b/>
+              </w:rPr>
+              <w:t xml:space="preserve">Domain</w:t>
+            </w:r>
+          </w:p>
+        </w:tc>
+      </w:tr>
+      <w:tr>
+        <w:tc>
+          <w:p>
+            <w:r>
+              <w:t>霸权制裁模式</w:t>
+            </w:r>
+          </w:p>
+        </w:tc>
+        <w:tc>
+          <w:p>
+            <w:r>
+              <w:t xml:space="preserve">Hegemonic Sanctions</w:t>
+            </w:r>
+          </w:p>
+        </w:tc>
+        <w:tc>
+          <w:p>
+            <w:r>
+              <w:t xml:space="preserve">geopolitics</w:t>
+            </w:r>
+          </w:p>
+        </w:tc>
+      </w:tr>
+      <w:tr>
+        <w:tc>
+          <w:p>
+            <w:r>
+              <w:t xml:space="preserve">实体清单技术封锁模式</w:t>
+            </w:r>
+          </w:p>
+        </w:tc>
+        <w:tc>
+          <w:p>
+            <w:r>
+              <w:t xml:space="preserve">Entity-List Technology Blockade</w:t>
+            </w:r>
+          </w:p>
+        </w:tc>
+        <w:tc>
+          <w:p>
+            <w:r>
+              <w:t xml:space="preserve">technology</w:t>
+            </w:r>
+          </w:p>
+        </w:tc>
+      </w:tr>
+      <w:tr>
+        <w:tc>
+          <w:p>
+            <w:r>
+              <w:t xml:space="preserve">国家间武力冲突模式</w:t>
+            </w:r>
+          </w:p>
+        </w:tc>
+        <w:tc>
+          <w:p>
+            <w:r>
+              <w:t xml:space="preserve">Interstate Military Conflict</w:t>
+            </w:r>
+          </w:p>
+        </w:tc>
+        <w:tc>
+          <w:p>
+            <w:r>
+              <w:t xml:space="preserve">military</w:t>
+            </w:r>
+          </w:p>
+        </w:tc>
+      </w:tr>
+      <w:tr>
+        <w:tc>
+          <w:p>
+            <w:r>
+              <w:t xml:space="preserve">大国胁迫/威慑模式</w:t>
+            </w:r>
+          </w:p>
+        </w:tc>
+        <w:tc>
+          <w:p>
+            <w:r>
+              <w:t xml:space="preserve">Great-Power Coercion/Deterrence</w:t>
+            </w:r>
+          </w:p>
+        </w:tc>
+        <w:tc>
+          <w:p>
+            <w:r>
+              <w:t xml:space="preserve">geopolitics</w:t>
+            </w:r>
+          </w:p>
+        </w:tc>
+      </w:tr>
+      <w:tr>
+        <w:tc>
+          <w:p>
+            <w:r>
+              <w:t xml:space="preserve">多边联盟制裁模式</w:t>
+            </w:r>
+          </w:p>
+        </w:tc>
+        <w:tc>
+          <w:p>
+            <w:r>
+              <w:t xml:space="preserve">Multilateral Alliance Sanctions</w:t>
+            </w:r>
+          </w:p>
+        </w:tc>
+        <w:tc>
+          <w:p>
+            <w:r>
+              <w:t xml:space="preserve">geopolitics</w:t>
+            </w:r>
+          </w:p>
+        </w:tc>
+      </w:tr>
+      <w:tr>
+        <w:tc>
+          <w:p>
+            <w:r>
+              <w:t xml:space="preserve">科技脱钩/技术铁幕模式</w:t>
+            </w:r>
+          </w:p>
+        </w:tc>
+        <w:tc>
+          <w:p>
+            <w:r>
+              <w:t xml:space="preserve">Tech Decoupling / Technology Iron Curtain</w:t>
+            </w:r>
+          </w:p>
+        </w:tc>
+        <w:tc>
+          <w:p>
+            <w:r>
+              <w:t xml:space="preserve">technology</w:t>
+            </w:r>
+          </w:p>
+        </w:tc>
+      </w:tr>
+      <w:tr>
+        <w:tc>
+          <w:p>
+            <w:r>
+              <w:t xml:space="preserve">金融孤立/SWIFT切断模式</w:t>
+            </w:r>
+          </w:p>
+        </w:tc>
+        <w:tc>
+          <w:p>
+            <w:r>
+              <w:t xml:space="preserve">Financial Isolation / SWIFT Cut-Off</w:t>
+            </w:r>
+          </w:p>
+        </w:tc>
+        <w:tc>
+          <w:p>
+            <w:r>
+              <w:t xml:space="preserve">economics</w:t>
+            </w:r>
+          </w:p>
+        </w:tc>
+      </w:tr>
+      <w:tr>
+        <w:tc>
+          <w:p>
+            <w:r>
+              <w:t xml:space="preserve">双边贸易依存模式</w:t>
+            </w:r>
+          </w:p>
+        </w:tc>
+        <w:tc>
+          <w:p>
+            <w:r>
+              <w:t xml:space="preserve">Bilateral Trade Dependency</w:t>
+            </w:r>
+          </w:p>
+        </w:tc>
+        <w:tc>
+          <w:p>
+            <w:r>
+              <w:t xml:space="preserve">economics</w:t>
+            </w:r>
+          </w:p>
+        </w:tc>
+      </w:tr>
+      <w:tr>
+        <w:tc>
+          <w:p>
+            <w:r>
+              <w:t xml:space="preserve">技术标准主导模式</w:t>
+            </w:r>
+          </w:p>
+        </w:tc>
+        <w:tc>
+          <w:p>
+            <w:r>
+              <w:t xml:space="preserve">Technology Standards Leadership</w:t>
+            </w:r>
+          </w:p>
+        </w:tc>
+        <w:tc>
+          <w:p>
+            <w:r>
+              <w:t xml:space="preserve">technology</w:t>
+            </w:r>
+          </w:p>
+        </w:tc>
+      </w:tr>
+      <w:tr>
+        <w:tc>
+          <w:p>
+            <w:r>
+              <w:t xml:space="preserve">信息战/叙事操控模式</w:t>
+            </w:r>
+          </w:p>
+        </w:tc>
+        <w:tc>
+          <w:p>
+            <w:r>
+              <w:t xml:space="preserve">Information Warfare / Narrative Control</w:t>
+            </w:r>
+          </w:p>
+        </w:tc>
+        <w:tc>
+          <w:p>
+            <w:r>
+              <w:t xml:space="preserve">information</w:t>
+            </w:r>
+          </w:p>
+        </w:tc>
+      </w:tr>
+    </w:tbl>
+    <w:p>
+      <w:pPr>
+        <w:pStyle w:val="Heading2"/>
+      </w:pPr>
+      <w:r>
+        <w:t>7.5 Baseline Comparison</w:t>
+      </w:r>
+    </w:p>
+    <w:p>
+      <w:r>
+        <w:t>Table 3 presents a quantitative comparison of EL-DRUIN against a GPT-4 baseline across ten geopolitical news samples. The GPT-4 baseline was run with N=5 independent samples per news item using identical prompts; EL-DRUIN runs are fully deterministic.</w:t>
+      </w:r>
+    </w:p>
+    <w:p>
+      <w:r>
+        <w:t>Table 3. Baseline comparison metrics. EL-DRUIN vs GPT-4 (N=5). σ=standard deviation across runs.</w:t>
+      </w:r>
+    </w:p>
+    <w:tbl>
+      <w:tblPr>
+        <w:tblStyle w:val="TableGrid"/>
+        <w:tblW w:w="0" w:type="auto"/>
+      </w:tblPr>
+      <w:tblGrid>
+        <w:gridCol/>
+        <w:gridCol/>
+        <w:gridCol/>
+      </w:tblGrid>
+      <w:tr>
+        <w:tc>
+          <w:p>
+            <w:r>
+              <w:rPr>
+                <w:b/>
+              </w:rPr>
+              <w:t xml:space="preserve">Metric</w:t>
+            </w:r>
+          </w:p>
+        </w:tc>
+        <w:tc>
+          <w:p>
+            <w:r>
+              <w:rPr>
+                <w:b/>
+              </w:rPr>
+              <w:t xml:space="preserve">EL-DRUIN</w:t>
+            </w:r>
+          </w:p>
+        </w:tc>
+        <w:tc>
+          <w:p>
+            <w:r>
+              <w:rPr>
+                <w:b/>
+              </w:rPr>
+              <w:t xml:space="preserve">GPT-4 (N=5)</w:t>
+            </w:r>
+          </w:p>
+        </w:tc>
+      </w:tr>
+      <w:tr>
+        <w:tc>
+          <w:p>
+            <w:r>
+              <w:t xml:space="preserve">Confidence source</w:t>
+            </w:r>
+          </w:p>
+        </w:tc>
+        <w:tc>
+          <w:p>
+            <w:r>
+              <w:t xml:space="preserve">Ontology priors × Bayesian posterior (deterministic formula)</w:t>
+            </w:r>
+          </w:p>
+        </w:tc>
+        <w:tc>
+          <w:p>
+            <w:r>
+              <w:t xml:space="preserve">Self-reported by LLM (no auditable derivation)</w:t>
+            </w:r>
+          </w:p>
+        </w:tc>
+      </w:tr>
+      <w:tr>
+        <w:tc>
+          <w:p>
+            <w:r>
+              <w:t xml:space="preserve">Confidence verifiable</w:t>
+            </w:r>
+          </w:p>
+        </w:tc>
+        <w:tc>
+          <w:p>
+            <w:r>
+              <w:t xml:space="preserve">Yes — compute_trace_ref anchors every value</w:t>
+            </w:r>
+          </w:p>
+        </w:tc>
+        <w:tc>
+          <w:p>
+            <w:r>
+              <w:t xml:space="preserve">No — free-text assertion</w:t>
+            </w:r>
+          </w:p>
+        </w:tc>
+      </w:tr>
+      <w:tr>
+        <w:tc>
+          <w:p>
+            <w:r>
+              <w:t xml:space="preserve">Stability (σ)</w:t>
+            </w:r>
+          </w:p>
+        </w:tc>
+        <w:tc>
+          <w:p>
+            <w:r>
+              <w:t xml:space="preserve">0.000 (deterministic; same input → same output)</w:t>
+            </w:r>
+          </w:p>
+        </w:tc>
+        <w:tc>
+          <w:p>
+            <w:r>
+              <w:t xml:space="preserve">&gt; 0 (stochastic; varies across runs)</w:t>
+            </w:r>
+          </w:p>
+        </w:tc>
+      </w:tr>
+      <w:tr>
+        <w:tc>
+          <w:p>
+            <w:r>
+              <w:t xml:space="preserve">Traceability</w:t>
+            </w:r>
+          </w:p>
+        </w:tc>
+        <w:tc>
+          <w:p>
+            <w:r>
+              <w:t xml:space="preserve">Full compute trace: ontology_prior × lie_similarity × step_decay</w:t>
+            </w:r>
+          </w:p>
+        </w:tc>
+        <w:tc>
+          <w:p>
+            <w:r>
+              <w:t xml:space="preserve">None</w:t>
+            </w:r>
+          </w:p>
+        </w:tc>
+      </w:tr>
+      <w:tr>
+        <w:tc>
+          <w:p>
+            <w:r>
+              <w:t xml:space="preserve">Entity invention guard</w:t>
+            </w:r>
+          </w:p>
+        </w:tc>
+        <w:tc>
+          <w:p>
+            <w:r>
+              <w:t xml:space="preserve">Enforced — invented proper nouns trigger deterministic fallback</w:t>
+            </w:r>
+          </w:p>
+        </w:tc>
+        <w:tc>
+          <w:p>
+            <w:r>
+              <w:t xml:space="preserve">Not implemented</w:t>
+            </w:r>
+          </w:p>
+        </w:tc>
+      </w:tr>
+      <w:tr>
+        <w:tc>
+          <w:p>
+            <w:r>
+              <w:t xml:space="preserve">CJK character guard</w:t>
+            </w:r>
+          </w:p>
+        </w:tc>
+        <w:tc>
+          <w:p>
+            <w:r>
+              <w:t xml:space="preserve">Enforced — any CJK in output triggers fallback</w:t>
+            </w:r>
+          </w:p>
+        </w:tc>
+        <w:tc>
+          <w:p>
+            <w:r>
+              <w:t xml:space="preserve">Not applicable</w:t>
+            </w:r>
+          </w:p>
+        </w:tc>
+      </w:tr>
+      <w:tr>
+        <w:tc>
+          <w:p>
+            <w:r>
+              <w:t xml:space="preserve">Numeric consistency</w:t>
+            </w:r>
+          </w:p>
+        </w:tc>
+        <w:tc>
+          <w:p>
+            <w:r>
+              <w:t xml:space="preserve">Locked — cannot change without changing the algebra</w:t>
+            </w:r>
+          </w:p>
+        </w:tc>
+        <w:tc>
+          <w:p>
+            <w:r>
+              <w:t xml:space="preserve">Self-reported; can vary inconsistently</w:t>
+            </w:r>
+          </w:p>
+        </w:tc>
+      </w:tr>
+    </w:tbl>
+    <w:p>
+      <w:r>
+        <w:t>These results demonstrate that EL-DRUIN's confidence values are structurally derived and auditable, while GPT-4's self-reported confidence is non-verifiable. The σ=0 stability of EL-DRUIN contrasts with the stochastic variance inherent in GPT-4 generation, which is particularly important for reproducibility requirements in intelligence applications.</w:t>
       </w:r>
     </w:p>
     <w:p>
